--- a/docs_ua/13-gonad-guide.docx
+++ b/docs_ua/13-gonad-guide.docx
@@ -102,7 +102,7 @@
           <w:sz w:val="22"/>
           <w:szCs w:val="22"/>
         </w:rPr>
-        <w:t xml:space="preserve">Двомовний (французька/англійська) фотоатлас стадій зрілості гонад патагонського клича, підготовлений T. Auger, J.L. Aubert та ін. Стадії описуються через об'єм гонади відносно вісцеральної (черевної) порожнини риби — від «дуже малого» до стану, коли гонада практично заповнює всю порожнину.</w:t>
+        <w:t xml:space="preserve">Двомовний (французька/англійська) фотоатлас стадій зрілості гонад патагонського іклача, підготовлений T. Auger, J.L. Aubert та ін. Стадії описуються через об'єм гонади відносно вісцеральної (черевної) порожнини риби — від «дуже малого» до стану, коли гонада практично заповнює всю порожнину.</w:t>
       </w:r>
     </w:p>
     <w:p>
@@ -127,7 +127,7 @@
           <w:sz w:val="22"/>
           <w:szCs w:val="22"/>
         </w:rPr>
-        <w:t xml:space="preserve">Фотоатлас ілюструє ту саму шкалу стадій, що наведена текстово в постері визначення клича (документ 12, F1–F5 для самок і M1–M5 для самців). Практична рекомендація: використовувати текстову таблицю як основне джерело формулювань для запису в журнал, а фотоатлас — як візуальну звірку під час огляду конкретного зразка, коли є сумнів між сусідніми стадіями.</w:t>
+        <w:t xml:space="preserve">Фотоатлас ілюструє ту саму шкалу стадій, що наведена текстово в постері визначення іклача (документ 12, F1–F5 для самок і M1–M5 для самців). Практична рекомендація: використовувати текстову таблицю як основне джерело формулювань для запису в журнал, а фотоатлас — як візуальну звірку під час огляду конкретного зразка, коли є сумнів між сусідніми стадіями.</w:t>
       </w:r>
     </w:p>
     <w:p>
